--- a/docs/delivery/out/Руководства/Руководство пользователя — Ремонтная бригада.docx
+++ b/docs/delivery/out/Руководства/Руководство пользователя — Ремонтная бригада.docx
@@ -116,7 +116,7 @@
       <w:r>
         <w:fldChar w:fldCharType="separate"/>
       </w:r>
-      <w:hyperlink w:anchor="_Toc241493277" w:history="1">
+      <w:hyperlink w:anchor="_Toc241494173" w:history="1">
         <w:r>
           <w:rPr>
             <w:rStyle w:val="aff8"/>
@@ -143,7 +143,7 @@
             <w:noProof/>
             <w:webHidden/>
           </w:rPr>
-          <w:instrText xml:space="preserve"> PAGEREF _Toc241493277 \h </w:instrText>
+          <w:instrText xml:space="preserve"> PAGEREF _Toc241494173 \h </w:instrText>
         </w:r>
         <w:r>
           <w:rPr>
@@ -186,7 +186,7 @@
           <w:lang w:val="ru-RU" w:eastAsia="ru-RU"/>
         </w:rPr>
       </w:pPr>
-      <w:hyperlink w:anchor="_Toc241493278" w:history="1">
+      <w:hyperlink w:anchor="_Toc241494174" w:history="1">
         <w:r>
           <w:rPr>
             <w:rStyle w:val="aff8"/>
@@ -213,7 +213,7 @@
             <w:noProof/>
             <w:webHidden/>
           </w:rPr>
-          <w:instrText xml:space="preserve"> PAGEREF _Toc241493278 \h </w:instrText>
+          <w:instrText xml:space="preserve"> PAGEREF _Toc241494174 \h </w:instrText>
         </w:r>
         <w:r>
           <w:rPr>
@@ -256,7 +256,7 @@
           <w:lang w:val="ru-RU" w:eastAsia="ru-RU"/>
         </w:rPr>
       </w:pPr>
-      <w:hyperlink w:anchor="_Toc241493279" w:history="1">
+      <w:hyperlink w:anchor="_Toc241494175" w:history="1">
         <w:r>
           <w:rPr>
             <w:rStyle w:val="aff8"/>
@@ -283,7 +283,7 @@
             <w:noProof/>
             <w:webHidden/>
           </w:rPr>
-          <w:instrText xml:space="preserve"> PAGEREF _Toc241493279 \h </w:instrText>
+          <w:instrText xml:space="preserve"> PAGEREF _Toc241494175 \h </w:instrText>
         </w:r>
         <w:r>
           <w:rPr>
@@ -326,7 +326,7 @@
           <w:lang w:val="ru-RU" w:eastAsia="ru-RU"/>
         </w:rPr>
       </w:pPr>
-      <w:hyperlink w:anchor="_Toc241493280" w:history="1">
+      <w:hyperlink w:anchor="_Toc241494176" w:history="1">
         <w:r>
           <w:rPr>
             <w:rStyle w:val="aff8"/>
@@ -353,7 +353,7 @@
             <w:noProof/>
             <w:webHidden/>
           </w:rPr>
-          <w:instrText xml:space="preserve"> PAGEREF _Toc241493280 \h </w:instrText>
+          <w:instrText xml:space="preserve"> PAGEREF _Toc241494176 \h </w:instrText>
         </w:r>
         <w:r>
           <w:rPr>
@@ -396,7 +396,7 @@
           <w:lang w:val="ru-RU" w:eastAsia="ru-RU"/>
         </w:rPr>
       </w:pPr>
-      <w:hyperlink w:anchor="_Toc241493281" w:history="1">
+      <w:hyperlink w:anchor="_Toc241494177" w:history="1">
         <w:r>
           <w:rPr>
             <w:rStyle w:val="aff8"/>
@@ -423,7 +423,7 @@
             <w:noProof/>
             <w:webHidden/>
           </w:rPr>
-          <w:instrText xml:space="preserve"> PAGEREF _Toc241493281 \h </w:instrText>
+          <w:instrText xml:space="preserve"> PAGEREF _Toc241494177 \h </w:instrText>
         </w:r>
         <w:r>
           <w:rPr>
@@ -466,7 +466,7 @@
           <w:lang w:val="ru-RU" w:eastAsia="ru-RU"/>
         </w:rPr>
       </w:pPr>
-      <w:hyperlink w:anchor="_Toc241493282" w:history="1">
+      <w:hyperlink w:anchor="_Toc241494178" w:history="1">
         <w:r>
           <w:rPr>
             <w:rStyle w:val="aff8"/>
@@ -493,7 +493,7 @@
             <w:noProof/>
             <w:webHidden/>
           </w:rPr>
-          <w:instrText xml:space="preserve"> PAGEREF _Toc241493282 \h </w:instrText>
+          <w:instrText xml:space="preserve"> PAGEREF _Toc241494178 \h </w:instrText>
         </w:r>
         <w:r>
           <w:rPr>
@@ -538,7 +538,7 @@
       <w:pPr>
         <w:pStyle w:val="1"/>
       </w:pPr>
-      <w:bookmarkStart w:id="0" w:name="_Toc241493277"/>
+      <w:bookmarkStart w:id="0" w:name="_Toc241494173"/>
       <w:r>
         <w:lastRenderedPageBreak/>
         <w:t>Руководство пользователя: ремонтная бригада</w:t>
@@ -560,7 +560,7 @@
       <w:pPr>
         <w:pStyle w:val="21"/>
       </w:pPr>
-      <w:bookmarkStart w:id="1" w:name="_Toc241493278"/>
+      <w:bookmarkStart w:id="1" w:name="_Toc241494174"/>
       <w:r>
         <w:t>1. Установка на телефон</w:t>
       </w:r>
@@ -613,7 +613,7 @@
       <w:pPr>
         <w:pStyle w:val="21"/>
       </w:pPr>
-      <w:bookmarkStart w:id="2" w:name="_Toc241493279"/>
+      <w:bookmarkStart w:id="2" w:name="_Toc241494175"/>
       <w:r>
         <w:t>2. Где ваши заявки</w:t>
       </w:r>
@@ -659,7 +659,7 @@
           <w:noProof/>
         </w:rPr>
         <w:drawing>
-          <wp:inline distT="0" distB="0" distL="0" distR="0" wp14:anchorId="4A5D5FEC" wp14:editId="7B35BA1F">
+          <wp:inline distT="0" distB="0" distL="0" distR="0" wp14:anchorId="190EE629" wp14:editId="6BA06EC3">
             <wp:extent cx="2495261" cy="5400000"/>
             <wp:effectExtent l="0" t="0" r="0" b="0"/>
             <wp:docPr id="1" name="Picture 1"/>
@@ -717,7 +717,7 @@
         </w:rPr>
         <w:lastRenderedPageBreak/>
         <w:drawing>
-          <wp:inline distT="0" distB="0" distL="0" distR="0" wp14:anchorId="57322BD9" wp14:editId="3AC915F3">
+          <wp:inline distT="0" distB="0" distL="0" distR="0" wp14:anchorId="04C60DB4" wp14:editId="3D08645E">
             <wp:extent cx="2495261" cy="5400000"/>
             <wp:effectExtent l="0" t="0" r="0" b="0"/>
             <wp:docPr id="2" name="Picture 2"/>
@@ -769,7 +769,7 @@
       <w:pPr>
         <w:pStyle w:val="21"/>
       </w:pPr>
-      <w:bookmarkStart w:id="3" w:name="_Toc241493280"/>
+      <w:bookmarkStart w:id="3" w:name="_Toc241494176"/>
       <w:r>
         <w:t>3. Порядок работы по зая</w:t>
       </w:r>
@@ -887,7 +887,7 @@
         </w:rPr>
         <w:lastRenderedPageBreak/>
         <w:drawing>
-          <wp:inline distT="0" distB="0" distL="0" distR="0" wp14:anchorId="4F5BD741" wp14:editId="115DB980">
+          <wp:inline distT="0" distB="0" distL="0" distR="0" wp14:anchorId="05FF49E9" wp14:editId="2DC3285E">
             <wp:extent cx="2495261" cy="5400000"/>
             <wp:effectExtent l="0" t="0" r="0" b="0"/>
             <wp:docPr id="3" name="Picture 3"/>
@@ -946,7 +946,7 @@
       <w:pPr>
         <w:pStyle w:val="21"/>
       </w:pPr>
-      <w:bookmarkStart w:id="4" w:name="_Toc241493281"/>
+      <w:bookmarkStart w:id="4" w:name="_Toc241494177"/>
       <w:r>
         <w:t>4. Советы</w:t>
       </w:r>
@@ -997,7 +997,7 @@
         </w:rPr>
         <w:lastRenderedPageBreak/>
         <w:drawing>
-          <wp:inline distT="0" distB="0" distL="0" distR="0" wp14:anchorId="53A211A8" wp14:editId="0B8C2FAE">
+          <wp:inline distT="0" distB="0" distL="0" distR="0" wp14:anchorId="32F064E2" wp14:editId="4B5AF78F">
             <wp:extent cx="2495261" cy="5400000"/>
             <wp:effectExtent l="0" t="0" r="0" b="0"/>
             <wp:docPr id="4" name="Picture 4"/>
@@ -1049,7 +1049,7 @@
       <w:pPr>
         <w:pStyle w:val="21"/>
       </w:pPr>
-      <w:bookmarkStart w:id="5" w:name="_Toc241493282"/>
+      <w:bookmarkStart w:id="5" w:name="_Toc241494178"/>
       <w:r>
         <w:t>5. Чего роль не делает</w:t>
       </w:r>
@@ -12756,7 +12756,7 @@
     <w:autoRedefine/>
     <w:uiPriority w:val="39"/>
     <w:unhideWhenUsed/>
-    <w:rsid w:val="00CC45A0"/>
+    <w:rsid w:val="00FB1FB0"/>
     <w:pPr>
       <w:spacing w:after="100"/>
     </w:pPr>
@@ -12768,7 +12768,7 @@
     <w:autoRedefine/>
     <w:uiPriority w:val="39"/>
     <w:unhideWhenUsed/>
-    <w:rsid w:val="00CC45A0"/>
+    <w:rsid w:val="00FB1FB0"/>
     <w:pPr>
       <w:spacing w:after="100"/>
       <w:ind w:left="220"/>
@@ -12779,7 +12779,7 @@
     <w:basedOn w:val="a2"/>
     <w:uiPriority w:val="99"/>
     <w:unhideWhenUsed/>
-    <w:rsid w:val="00CC45A0"/>
+    <w:rsid w:val="00FB1FB0"/>
     <w:rPr>
       <w:color w:val="0000FF" w:themeColor="hyperlink"/>
       <w:u w:val="single"/>

--- a/docs/delivery/out/Руководства/Руководство пользователя — Ремонтная бригада.docx
+++ b/docs/delivery/out/Руководства/Руководство пользователя — Ремонтная бригада.docx
@@ -116,7 +116,7 @@
       <w:r>
         <w:fldChar w:fldCharType="separate"/>
       </w:r>
-      <w:hyperlink w:anchor="_Toc241494173" w:history="1">
+      <w:hyperlink w:anchor="_Toc241594743" w:history="1">
         <w:r>
           <w:rPr>
             <w:rStyle w:val="aff8"/>
@@ -143,7 +143,7 @@
             <w:noProof/>
             <w:webHidden/>
           </w:rPr>
-          <w:instrText xml:space="preserve"> PAGEREF _Toc241494173 \h </w:instrText>
+          <w:instrText xml:space="preserve"> PAGEREF _Toc241594743 \h </w:instrText>
         </w:r>
         <w:r>
           <w:rPr>
@@ -186,7 +186,7 @@
           <w:lang w:val="ru-RU" w:eastAsia="ru-RU"/>
         </w:rPr>
       </w:pPr>
-      <w:hyperlink w:anchor="_Toc241494174" w:history="1">
+      <w:hyperlink w:anchor="_Toc241594744" w:history="1">
         <w:r>
           <w:rPr>
             <w:rStyle w:val="aff8"/>
@@ -213,7 +213,7 @@
             <w:noProof/>
             <w:webHidden/>
           </w:rPr>
-          <w:instrText xml:space="preserve"> PAGEREF _Toc241494174 \h </w:instrText>
+          <w:instrText xml:space="preserve"> PAGEREF _Toc241594744 \h </w:instrText>
         </w:r>
         <w:r>
           <w:rPr>
@@ -256,7 +256,7 @@
           <w:lang w:val="ru-RU" w:eastAsia="ru-RU"/>
         </w:rPr>
       </w:pPr>
-      <w:hyperlink w:anchor="_Toc241494175" w:history="1">
+      <w:hyperlink w:anchor="_Toc241594745" w:history="1">
         <w:r>
           <w:rPr>
             <w:rStyle w:val="aff8"/>
@@ -283,7 +283,7 @@
             <w:noProof/>
             <w:webHidden/>
           </w:rPr>
-          <w:instrText xml:space="preserve"> PAGEREF _Toc241494175 \h </w:instrText>
+          <w:instrText xml:space="preserve"> PAGEREF _Toc241594745 \h </w:instrText>
         </w:r>
         <w:r>
           <w:rPr>
@@ -326,7 +326,7 @@
           <w:lang w:val="ru-RU" w:eastAsia="ru-RU"/>
         </w:rPr>
       </w:pPr>
-      <w:hyperlink w:anchor="_Toc241494176" w:history="1">
+      <w:hyperlink w:anchor="_Toc241594746" w:history="1">
         <w:r>
           <w:rPr>
             <w:rStyle w:val="aff8"/>
@@ -353,7 +353,7 @@
             <w:noProof/>
             <w:webHidden/>
           </w:rPr>
-          <w:instrText xml:space="preserve"> PAGEREF _Toc241494176 \h </w:instrText>
+          <w:instrText xml:space="preserve"> PAGEREF _Toc241594746 \h </w:instrText>
         </w:r>
         <w:r>
           <w:rPr>
@@ -396,7 +396,7 @@
           <w:lang w:val="ru-RU" w:eastAsia="ru-RU"/>
         </w:rPr>
       </w:pPr>
-      <w:hyperlink w:anchor="_Toc241494177" w:history="1">
+      <w:hyperlink w:anchor="_Toc241594747" w:history="1">
         <w:r>
           <w:rPr>
             <w:rStyle w:val="aff8"/>
@@ -423,7 +423,7 @@
             <w:noProof/>
             <w:webHidden/>
           </w:rPr>
-          <w:instrText xml:space="preserve"> PAGEREF _Toc241494177 \h </w:instrText>
+          <w:instrText xml:space="preserve"> PAGEREF _Toc241594747 \h </w:instrText>
         </w:r>
         <w:r>
           <w:rPr>
@@ -466,13 +466,13 @@
           <w:lang w:val="ru-RU" w:eastAsia="ru-RU"/>
         </w:rPr>
       </w:pPr>
-      <w:hyperlink w:anchor="_Toc241494178" w:history="1">
+      <w:hyperlink w:anchor="_Toc241594748" w:history="1">
         <w:r>
           <w:rPr>
             <w:rStyle w:val="aff8"/>
             <w:noProof/>
           </w:rPr>
-          <w:t>5. Чего роль не делает</w:t>
+          <w:t>5. Заявка: откуда приходит и как закрывается</w:t>
         </w:r>
         <w:r>
           <w:rPr>
@@ -493,7 +493,7 @@
             <w:noProof/>
             <w:webHidden/>
           </w:rPr>
-          <w:instrText xml:space="preserve"> PAGEREF _Toc241494178 \h </w:instrText>
+          <w:instrText xml:space="preserve"> PAGEREF _Toc241594748 \h </w:instrText>
         </w:r>
         <w:r>
           <w:rPr>
@@ -525,6 +525,146 @@
       </w:hyperlink>
     </w:p>
     <w:p>
+      <w:pPr>
+        <w:pStyle w:val="2c"/>
+        <w:tabs>
+          <w:tab w:val="right" w:leader="dot" w:pos="9628"/>
+        </w:tabs>
+        <w:rPr>
+          <w:rFonts w:asciiTheme="minorHAnsi" w:eastAsiaTheme="minorEastAsia" w:hAnsiTheme="minorHAnsi"/>
+          <w:noProof/>
+          <w:lang w:val="ru-RU" w:eastAsia="ru-RU"/>
+        </w:rPr>
+      </w:pPr>
+      <w:hyperlink w:anchor="_Toc241594749" w:history="1">
+        <w:r>
+          <w:rPr>
+            <w:rStyle w:val="aff8"/>
+            <w:noProof/>
+          </w:rPr>
+          <w:t>6. Режимы работы</w:t>
+        </w:r>
+        <w:r>
+          <w:rPr>
+            <w:noProof/>
+            <w:webHidden/>
+          </w:rPr>
+          <w:tab/>
+        </w:r>
+        <w:r>
+          <w:rPr>
+            <w:noProof/>
+            <w:webHidden/>
+          </w:rPr>
+          <w:fldChar w:fldCharType="begin"/>
+        </w:r>
+        <w:r>
+          <w:rPr>
+            <w:noProof/>
+            <w:webHidden/>
+          </w:rPr>
+          <w:instrText xml:space="preserve"> PAGEREF _Toc241594749 \h </w:instrText>
+        </w:r>
+        <w:r>
+          <w:rPr>
+            <w:noProof/>
+            <w:webHidden/>
+          </w:rPr>
+        </w:r>
+        <w:r>
+          <w:rPr>
+            <w:noProof/>
+            <w:webHidden/>
+          </w:rPr>
+          <w:fldChar w:fldCharType="separate"/>
+        </w:r>
+        <w:r>
+          <w:rPr>
+            <w:noProof/>
+            <w:webHidden/>
+          </w:rPr>
+          <w:t>6</w:t>
+        </w:r>
+        <w:r>
+          <w:rPr>
+            <w:noProof/>
+            <w:webHidden/>
+          </w:rPr>
+          <w:fldChar w:fldCharType="end"/>
+        </w:r>
+      </w:hyperlink>
+    </w:p>
+    <w:p>
+      <w:pPr>
+        <w:pStyle w:val="2c"/>
+        <w:tabs>
+          <w:tab w:val="right" w:leader="dot" w:pos="9628"/>
+        </w:tabs>
+        <w:rPr>
+          <w:rFonts w:asciiTheme="minorHAnsi" w:eastAsiaTheme="minorEastAsia" w:hAnsiTheme="minorHAnsi"/>
+          <w:noProof/>
+          <w:lang w:val="ru-RU" w:eastAsia="ru-RU"/>
+        </w:rPr>
+      </w:pPr>
+      <w:hyperlink w:anchor="_Toc241594750" w:history="1">
+        <w:r>
+          <w:rPr>
+            <w:rStyle w:val="aff8"/>
+            <w:noProof/>
+          </w:rPr>
+          <w:t>7. Чего роль не делает</w:t>
+        </w:r>
+        <w:r>
+          <w:rPr>
+            <w:noProof/>
+            <w:webHidden/>
+          </w:rPr>
+          <w:tab/>
+        </w:r>
+        <w:r>
+          <w:rPr>
+            <w:noProof/>
+            <w:webHidden/>
+          </w:rPr>
+          <w:fldChar w:fldCharType="begin"/>
+        </w:r>
+        <w:r>
+          <w:rPr>
+            <w:noProof/>
+            <w:webHidden/>
+          </w:rPr>
+          <w:instrText xml:space="preserve"> PAGEREF _Toc241594750 \h </w:instrText>
+        </w:r>
+        <w:r>
+          <w:rPr>
+            <w:noProof/>
+            <w:webHidden/>
+          </w:rPr>
+        </w:r>
+        <w:r>
+          <w:rPr>
+            <w:noProof/>
+            <w:webHidden/>
+          </w:rPr>
+          <w:fldChar w:fldCharType="separate"/>
+        </w:r>
+        <w:r>
+          <w:rPr>
+            <w:noProof/>
+            <w:webHidden/>
+          </w:rPr>
+          <w:t>7</w:t>
+        </w:r>
+        <w:r>
+          <w:rPr>
+            <w:noProof/>
+            <w:webHidden/>
+          </w:rPr>
+          <w:fldChar w:fldCharType="end"/>
+        </w:r>
+      </w:hyperlink>
+    </w:p>
+    <w:p>
       <w:r>
         <w:fldChar w:fldCharType="end"/>
       </w:r>
@@ -538,7 +678,7 @@
       <w:pPr>
         <w:pStyle w:val="1"/>
       </w:pPr>
-      <w:bookmarkStart w:id="0" w:name="_Toc241494173"/>
+      <w:bookmarkStart w:id="0" w:name="_Toc241594743"/>
       <w:r>
         <w:lastRenderedPageBreak/>
         <w:t>Руководство пользователя: ремонтная бригада</w:t>
@@ -560,7 +700,7 @@
       <w:pPr>
         <w:pStyle w:val="21"/>
       </w:pPr>
-      <w:bookmarkStart w:id="1" w:name="_Toc241494174"/>
+      <w:bookmarkStart w:id="1" w:name="_Toc241594744"/>
       <w:r>
         <w:t>1. Установка на телефон</w:t>
       </w:r>
@@ -613,7 +753,7 @@
       <w:pPr>
         <w:pStyle w:val="21"/>
       </w:pPr>
-      <w:bookmarkStart w:id="2" w:name="_Toc241494175"/>
+      <w:bookmarkStart w:id="2" w:name="_Toc241594745"/>
       <w:r>
         <w:t>2. Где ваши заявки</w:t>
       </w:r>
@@ -659,7 +799,7 @@
           <w:noProof/>
         </w:rPr>
         <w:drawing>
-          <wp:inline distT="0" distB="0" distL="0" distR="0" wp14:anchorId="190EE629" wp14:editId="6BA06EC3">
+          <wp:inline distT="0" distB="0" distL="0" distR="0" wp14:anchorId="3D9DCD68" wp14:editId="69DDDAAE">
             <wp:extent cx="2495261" cy="5400000"/>
             <wp:effectExtent l="0" t="0" r="0" b="0"/>
             <wp:docPr id="1" name="Picture 1"/>
@@ -717,7 +857,7 @@
         </w:rPr>
         <w:lastRenderedPageBreak/>
         <w:drawing>
-          <wp:inline distT="0" distB="0" distL="0" distR="0" wp14:anchorId="04C60DB4" wp14:editId="3D08645E">
+          <wp:inline distT="0" distB="0" distL="0" distR="0" wp14:anchorId="7F1B457C" wp14:editId="5445A50D">
             <wp:extent cx="2495261" cy="5400000"/>
             <wp:effectExtent l="0" t="0" r="0" b="0"/>
             <wp:docPr id="2" name="Picture 2"/>
@@ -769,7 +909,7 @@
       <w:pPr>
         <w:pStyle w:val="21"/>
       </w:pPr>
-      <w:bookmarkStart w:id="3" w:name="_Toc241494176"/>
+      <w:bookmarkStart w:id="3" w:name="_Toc241594746"/>
       <w:r>
         <w:t>3. Порядок работы по зая</w:t>
       </w:r>
@@ -887,7 +1027,7 @@
         </w:rPr>
         <w:lastRenderedPageBreak/>
         <w:drawing>
-          <wp:inline distT="0" distB="0" distL="0" distR="0" wp14:anchorId="05FF49E9" wp14:editId="2DC3285E">
+          <wp:inline distT="0" distB="0" distL="0" distR="0" wp14:anchorId="0ED9B912" wp14:editId="519D96BE">
             <wp:extent cx="2495261" cy="5400000"/>
             <wp:effectExtent l="0" t="0" r="0" b="0"/>
             <wp:docPr id="3" name="Picture 3"/>
@@ -946,7 +1086,7 @@
       <w:pPr>
         <w:pStyle w:val="21"/>
       </w:pPr>
-      <w:bookmarkStart w:id="4" w:name="_Toc241494177"/>
+      <w:bookmarkStart w:id="4" w:name="_Toc241594747"/>
       <w:r>
         <w:t>4. Советы</w:t>
       </w:r>
@@ -997,7 +1137,7 @@
         </w:rPr>
         <w:lastRenderedPageBreak/>
         <w:drawing>
-          <wp:inline distT="0" distB="0" distL="0" distR="0" wp14:anchorId="32F064E2" wp14:editId="4B5AF78F">
+          <wp:inline distT="0" distB="0" distL="0" distR="0" wp14:anchorId="25ACE180" wp14:editId="7453A33E">
             <wp:extent cx="2495261" cy="5400000"/>
             <wp:effectExtent l="0" t="0" r="0" b="0"/>
             <wp:docPr id="4" name="Picture 4"/>
@@ -1049,15 +1189,349 @@
       <w:pPr>
         <w:pStyle w:val="21"/>
       </w:pPr>
-      <w:bookmarkStart w:id="5" w:name="_Toc241494178"/>
+      <w:bookmarkStart w:id="5" w:name="_Toc241594748"/>
       <w:r>
-        <w:t>5. Чего роль не делает</w:t>
+        <w:t>5. Заявка: откуда приходит и как закрывается</w:t>
       </w:r>
       <w:bookmarkEnd w:id="5"/>
     </w:p>
     <w:p>
+      <w:pPr>
+        <w:pStyle w:val="a"/>
+        <w:numPr>
+          <w:ilvl w:val="0"/>
+          <w:numId w:val="12"/>
+        </w:numPr>
+      </w:pPr>
       <w:r>
-        <w:t>Не видит чужие заявки и карточки инцидентов, не создаёт заявки (их составляют диспетчер или инженер ТО и утверждает руководитель).</w:t>
+        <w:t xml:space="preserve">Заявку составляет диспетчер (по карточке инцидента) или инженер ТО (по плану ТО), утверждает руководитель. Исполнитель — бригадир бригады зоны </w:t>
+      </w:r>
+      <w:r>
+        <w:t>объекта.</w:t>
+      </w:r>
+    </w:p>
+    <w:p>
+      <w:pPr>
+        <w:pStyle w:val="a"/>
+      </w:pPr>
+      <w:r>
+        <w:t>Если заявки ведутся в системе заказчика, она сначала передаётся туда: кнопка «Взять в работу» появится, когда заявка передана. Ход работ из системы заказчика подтягивается сам.</w:t>
+      </w:r>
+    </w:p>
+    <w:p>
+      <w:pPr>
+        <w:pStyle w:val="a"/>
+      </w:pPr>
+      <w:r>
+        <w:t>Если системы заявок нет, «Взять в работу» доступна сразу после утвержд</w:t>
+      </w:r>
+      <w:r>
+        <w:t>ения.</w:t>
+      </w:r>
+    </w:p>
+    <w:p>
+      <w:pPr>
+        <w:pStyle w:val="a"/>
+      </w:pPr>
+      <w:r>
+        <w:rPr>
+          <w:b/>
+        </w:rPr>
+        <w:t>«Выполнена»</w:t>
+      </w:r>
+      <w:r>
+        <w:t xml:space="preserve"> закрывает заявку с вашей стороны: отчёт виден диспетчеру, состояние оборудования попадает в реестр. Карточку инцидента закрывает диспетчер.</w:t>
+      </w:r>
+    </w:p>
+    <w:p>
+      <w:pPr>
+        <w:pStyle w:val="21"/>
+      </w:pPr>
+      <w:bookmarkStart w:id="6" w:name="_Toc241594749"/>
+      <w:r>
+        <w:t>6. Режимы работы</w:t>
+      </w:r>
+      <w:bookmarkEnd w:id="6"/>
+    </w:p>
+    <w:tbl>
+      <w:tblPr>
+        <w:tblStyle w:val="aff0"/>
+        <w:tblW w:w="0" w:type="auto"/>
+        <w:jc w:val="center"/>
+        <w:tblLook w:val="04A0" w:firstRow="1" w:lastRow="0" w:firstColumn="1" w:lastColumn="0" w:noHBand="0" w:noVBand="1"/>
+      </w:tblPr>
+      <w:tblGrid>
+        <w:gridCol w:w="3213"/>
+        <w:gridCol w:w="3213"/>
+        <w:gridCol w:w="3213"/>
+      </w:tblGrid>
+      <w:tr>
+        <w:trPr>
+          <w:tblHeader/>
+          <w:jc w:val="center"/>
+        </w:trPr>
+        <w:tc>
+          <w:tcPr>
+            <w:tcW w:w="3213" w:type="dxa"/>
+            <w:shd w:val="clear" w:color="auto" w:fill="E8EDF6"/>
+          </w:tcPr>
+          <w:p>
+            <w:pPr>
+              <w:keepNext/>
+            </w:pPr>
+            <w:r>
+              <w:rPr>
+                <w:b/>
+                <w:sz w:val="18"/>
+              </w:rPr>
+              <w:t>Режим</w:t>
+            </w:r>
+          </w:p>
+        </w:tc>
+        <w:tc>
+          <w:tcPr>
+            <w:tcW w:w="3213" w:type="dxa"/>
+            <w:shd w:val="clear" w:color="auto" w:fill="E8EDF6"/>
+          </w:tcPr>
+          <w:p>
+            <w:pPr>
+              <w:keepNext/>
+            </w:pPr>
+            <w:r>
+              <w:rPr>
+                <w:b/>
+                <w:sz w:val="18"/>
+              </w:rPr>
+              <w:t>Как включить</w:t>
+            </w:r>
+          </w:p>
+        </w:tc>
+        <w:tc>
+          <w:tcPr>
+            <w:tcW w:w="3213" w:type="dxa"/>
+            <w:shd w:val="clear" w:color="auto" w:fill="E8EDF6"/>
+          </w:tcPr>
+          <w:p>
+            <w:pPr>
+              <w:keepNext/>
+            </w:pPr>
+            <w:r>
+              <w:rPr>
+                <w:b/>
+                <w:sz w:val="18"/>
+              </w:rPr>
+              <w:t>Для чего</w:t>
+            </w:r>
+          </w:p>
+        </w:tc>
+      </w:tr>
+      <w:tr>
+        <w:trPr>
+          <w:jc w:val="center"/>
+        </w:trPr>
+        <w:tc>
+          <w:tcPr>
+            <w:tcW w:w="3213" w:type="dxa"/>
+          </w:tcPr>
+          <w:p>
+            <w:r>
+              <w:rPr>
+                <w:sz w:val="18"/>
+              </w:rPr>
+              <w:t>Режимы карты</w:t>
+            </w:r>
+          </w:p>
+        </w:tc>
+        <w:tc>
+          <w:tcPr>
+            <w:tcW w:w="3213" w:type="dxa"/>
+          </w:tcPr>
+          <w:p>
+            <w:r>
+              <w:rPr>
+                <w:sz w:val="18"/>
+              </w:rPr>
+              <w:t>кнопки над картой «Мониторинг»</w:t>
+            </w:r>
+          </w:p>
+        </w:tc>
+        <w:tc>
+          <w:tcPr>
+            <w:tcW w:w="3213" w:type="dxa"/>
+          </w:tcPr>
+          <w:p>
+            <w:r>
+              <w:rPr>
+                <w:sz w:val="18"/>
+              </w:rPr>
+              <w:t>«Заявки»</w:t>
+            </w:r>
+            <w:r>
+              <w:rPr>
+                <w:sz w:val="18"/>
+              </w:rPr>
+              <w:t xml:space="preserve"> по умолчанию (ромб — ваша заявка), «Датчики» — состояние каналов на объекте</w:t>
+            </w:r>
+          </w:p>
+        </w:tc>
+      </w:tr>
+      <w:tr>
+        <w:trPr>
+          <w:jc w:val="center"/>
+        </w:trPr>
+        <w:tc>
+          <w:tcPr>
+            <w:tcW w:w="3213" w:type="dxa"/>
+          </w:tcPr>
+          <w:p>
+            <w:r>
+              <w:rPr>
+                <w:sz w:val="18"/>
+              </w:rPr>
+              <w:t>Спутник и этажи</w:t>
+            </w:r>
+          </w:p>
+        </w:tc>
+        <w:tc>
+          <w:tcPr>
+            <w:tcW w:w="3213" w:type="dxa"/>
+          </w:tcPr>
+          <w:p>
+            <w:r>
+              <w:rPr>
+                <w:sz w:val="18"/>
+              </w:rPr>
+              <w:t>кнопка со спутником; переключатель этажей справа</w:t>
+            </w:r>
+          </w:p>
+        </w:tc>
+        <w:tc>
+          <w:tcPr>
+            <w:tcW w:w="3213" w:type="dxa"/>
+          </w:tcPr>
+          <w:p>
+            <w:r>
+              <w:rPr>
+                <w:sz w:val="18"/>
+              </w:rPr>
+              <w:t>снимок местности, план этажа, прозрачность плана</w:t>
+            </w:r>
+          </w:p>
+        </w:tc>
+      </w:tr>
+      <w:tr>
+        <w:trPr>
+          <w:jc w:val="center"/>
+        </w:trPr>
+        <w:tc>
+          <w:tcPr>
+            <w:tcW w:w="3213" w:type="dxa"/>
+          </w:tcPr>
+          <w:p>
+            <w:r>
+              <w:rPr>
+                <w:sz w:val="18"/>
+              </w:rPr>
+              <w:lastRenderedPageBreak/>
+              <w:t>Учебный контур</w:t>
+            </w:r>
+          </w:p>
+        </w:tc>
+        <w:tc>
+          <w:tcPr>
+            <w:tcW w:w="3213" w:type="dxa"/>
+          </w:tcPr>
+          <w:p>
+            <w:r>
+              <w:rPr>
+                <w:sz w:val="18"/>
+              </w:rPr>
+              <w:t>переключатель в шапке</w:t>
+            </w:r>
+          </w:p>
+        </w:tc>
+        <w:tc>
+          <w:tcPr>
+            <w:tcW w:w="3213" w:type="dxa"/>
+          </w:tcPr>
+          <w:p>
+            <w:r>
+              <w:rPr>
+                <w:sz w:val="18"/>
+              </w:rPr>
+              <w:t xml:space="preserve">полигон Мю, Кси, Тау: </w:t>
+            </w:r>
+            <w:r>
+              <w:rPr>
+                <w:sz w:val="18"/>
+              </w:rPr>
+              <w:t>учебное задание «Исполнение заявки», участие в учениях; на работу района не влияет</w:t>
+            </w:r>
+          </w:p>
+        </w:tc>
+      </w:tr>
+      <w:tr>
+        <w:trPr>
+          <w:jc w:val="center"/>
+        </w:trPr>
+        <w:tc>
+          <w:tcPr>
+            <w:tcW w:w="3213" w:type="dxa"/>
+          </w:tcPr>
+          <w:p>
+            <w:r>
+              <w:rPr>
+                <w:sz w:val="18"/>
+              </w:rPr>
+              <w:t>Телефон</w:t>
+            </w:r>
+          </w:p>
+        </w:tc>
+        <w:tc>
+          <w:tcPr>
+            <w:tcW w:w="3213" w:type="dxa"/>
+          </w:tcPr>
+          <w:p>
+            <w:r>
+              <w:rPr>
+                <w:sz w:val="18"/>
+              </w:rPr>
+              <w:t>адрес в браузере → «Добавить на главный экран»</w:t>
+            </w:r>
+          </w:p>
+        </w:tc>
+        <w:tc>
+          <w:tcPr>
+            <w:tcW w:w="3213" w:type="dxa"/>
+          </w:tcPr>
+          <w:p>
+            <w:r>
+              <w:rPr>
+                <w:sz w:val="18"/>
+              </w:rPr>
+              <w:t>основной режим работы на объекте</w:t>
+            </w:r>
+          </w:p>
+        </w:tc>
+      </w:tr>
+    </w:tbl>
+    <w:p/>
+    <w:p>
+      <w:pPr>
+        <w:pStyle w:val="21"/>
+      </w:pPr>
+      <w:bookmarkStart w:id="7" w:name="_Toc241594750"/>
+      <w:r>
+        <w:t>7. Чего роль не делает</w:t>
+      </w:r>
+      <w:bookmarkEnd w:id="7"/>
+    </w:p>
+    <w:p>
+      <w:r>
+        <w:t>Не видит чужие заявки и карточки инцидентов, не создаёт зая</w:t>
+      </w:r>
+      <w:r>
+        <w:t>вки (их составляют диспетчер или инженер ТО и утверждает руководитель).</w:t>
       </w:r>
     </w:p>
     <w:sectPr>
@@ -1358,6 +1832,12 @@
     </w:lvlOverride>
   </w:num>
   <w:num w:numId="11">
+    <w:abstractNumId w:val="7"/>
+    <w:lvlOverride w:ilvl="0">
+      <w:startOverride w:val="1"/>
+    </w:lvlOverride>
+  </w:num>
+  <w:num w:numId="12">
     <w:abstractNumId w:val="7"/>
     <w:lvlOverride w:ilvl="0">
       <w:startOverride w:val="1"/>
@@ -12756,7 +13236,7 @@
     <w:autoRedefine/>
     <w:uiPriority w:val="39"/>
     <w:unhideWhenUsed/>
-    <w:rsid w:val="00FB1FB0"/>
+    <w:rsid w:val="00A37537"/>
     <w:pPr>
       <w:spacing w:after="100"/>
     </w:pPr>
@@ -12768,7 +13248,7 @@
     <w:autoRedefine/>
     <w:uiPriority w:val="39"/>
     <w:unhideWhenUsed/>
-    <w:rsid w:val="00FB1FB0"/>
+    <w:rsid w:val="00A37537"/>
     <w:pPr>
       <w:spacing w:after="100"/>
       <w:ind w:left="220"/>
@@ -12779,7 +13259,7 @@
     <w:basedOn w:val="a2"/>
     <w:uiPriority w:val="99"/>
     <w:unhideWhenUsed/>
-    <w:rsid w:val="00FB1FB0"/>
+    <w:rsid w:val="00A37537"/>
     <w:rPr>
       <w:color w:val="0000FF" w:themeColor="hyperlink"/>
       <w:u w:val="single"/>
